--- a/metaanalysis/paper_v4/split/02_body.docx
+++ b/metaanalysis/paper_v4/split/02_body.docx
@@ -20,7 +20,7 @@
           <w:rFonts w:ascii="Times New Roman" w:hAnsi="Times New Roman" w:eastAsia="Times New Roman"/>
           <w:sz w:val="24"/>
         </w:rPr>
-        <w:t xml:space="preserve">Meta-analyses of the Big Five personality traits and academic achievement have pooled face-to-face, blended, and online samples without examining online learning separately. This pre-registered scoping review maps the evidence for online, blended, and MOOC settings and adds an exploratory quantitative synthesis. Because the pre-registered subscription databases (PsycINFO, Scopus, Web of Science, ProQuest Dissertations) could not be accessed, the search used a web search engine, ERIC, open-access repositories, and citation snowballing, and the review follows PRISMA-ScR. Of 31 catalogued full-text reports, 25 studies were retained, and 10 contributed trait–achievement correlations to random-effects meta-analyses (REML, Hartung-Knapp-Sidik-Jonkman; </w:t>
+        <w:t xml:space="preserve">Meta-analyses of the Big Five personality traits and academic achievement have pooled face-to-face, blended, and online samples without examining online learning separately. This pre-registered scoping review maps the evidence for online, blended, and MOOC settings and adds an exploratory quantitative synthesis. Because the pre-registered subscription databases (PsycINFO, Scopus, Web of Science, ProQuest Dissertations) could not be accessed, the search used a web search engine, ERIC, open-access repositories, and citation snowballing, and the review follows PRISMA-ScR. Of 31 catalogued full-text reports, 25 studies were retained, and 9 contributed trait–achievement correlations to random-effects meta-analyses (REML, Hartung-Knapp-Sidik-Jonkman; </w:t>
       </w:r>
       <w:r>
         <w:rPr>
@@ -35,7 +35,7 @@
           <w:rFonts w:ascii="Times New Roman" w:hAnsi="Times New Roman" w:eastAsia="Times New Roman"/>
           <w:sz w:val="24"/>
         </w:rPr>
-        <w:t xml:space="preserve"> = 3,384). Conscientiousness showed a small positive association (</w:t>
+        <w:t xml:space="preserve"> = 3,102). Conscientiousness showed a small positive association (</w:t>
       </w:r>
       <w:r>
         <w:rPr>
@@ -50,7 +50,7 @@
           <w:rFonts w:ascii="Times New Roman" w:hAnsi="Times New Roman" w:eastAsia="Times New Roman"/>
           <w:sz w:val="24"/>
         </w:rPr>
-        <w:t xml:space="preserve"> = .168, 95% CI [.090, .245]) that held in all sensitivity analyses but was somewhat below face-to-face benchmarks. Agreeableness (</w:t>
+        <w:t xml:space="preserve"> = .185, 95% CI [.112, .255]) that held in all sensitivity analyses but was somewhat below face-to-face benchmarks. Agreeableness (</w:t>
       </w:r>
       <w:r>
         <w:rPr>
@@ -65,7 +65,7 @@
           <w:rFonts w:ascii="Times New Roman" w:hAnsi="Times New Roman" w:eastAsia="Times New Roman"/>
           <w:sz w:val="24"/>
         </w:rPr>
-        <w:t xml:space="preserve"> = .116, [−.020, .248]), Openness (</w:t>
+        <w:t xml:space="preserve"> = .130, [−.022, .277]), Openness (</w:t>
       </w:r>
       <w:r>
         <w:rPr>
@@ -80,7 +80,7 @@
           <w:rFonts w:ascii="Times New Roman" w:hAnsi="Times New Roman" w:eastAsia="Times New Roman"/>
           <w:sz w:val="24"/>
         </w:rPr>
-        <w:t xml:space="preserve"> = .085, [−.044, .211]), Neuroticism (</w:t>
+        <w:t xml:space="preserve"> = .096, [−.052, .239]), Neuroticism (</w:t>
       </w:r>
       <w:r>
         <w:rPr>
@@ -95,7 +95,7 @@
           <w:rFonts w:ascii="Times New Roman" w:hAnsi="Times New Roman" w:eastAsia="Times New Roman"/>
           <w:sz w:val="24"/>
         </w:rPr>
-        <w:t xml:space="preserve"> = .016, [−.080, .112]), and Extraversion (</w:t>
+        <w:t xml:space="preserve"> = .017, [−.095, .128]), and Extraversion (</w:t>
       </w:r>
       <w:r>
         <w:rPr>
@@ -110,7 +110,7 @@
           <w:rFonts w:ascii="Times New Roman" w:hAnsi="Times New Roman" w:eastAsia="Times New Roman"/>
           <w:sz w:val="24"/>
         </w:rPr>
-        <w:t xml:space="preserve"> = .010, [−.059, .080]) were small and imprecise, and the Agreeableness and Openness estimates depended on a single study. Exploratory moderator tests (Knapp–Hartung meta-regression) suggested a lower Extraversion estimate in the two Asian studies and a higher one for self-rated outcomes, but each contrast rests on two studies per subgroup, and the contrasts overlap with each other and with asynchronous delivery. All prediction intervals included zero. The review's contribution is a map of the evidence and its gaps — no comprehensive database search, few K-12 or Asian samples, and almost no facet-level or modality-contrast data — rather than an established effect size. The estimates should not be used as a basis for instructional design.</w:t>
+        <w:t xml:space="preserve"> = .012, [−.070, .093]) were small and imprecise, and the Agreeableness and Openness estimates depended on a single study. Exploratory moderator tests (Knapp–Hartung meta-regression) suggested a lower Extraversion estimate in the two Asian studies and a higher one for self-rated outcomes, but each contrast rests on two studies per subgroup, and the contrasts overlap with each other and with asynchronous delivery. Only the Conscientiousness prediction interval excluded zero ([.007, .351]). The review's contribution is a map of the evidence and its gaps — no comprehensive database search, few K-12 or Asian samples, and almost no facet-level or modality-contrast data — rather than an established effect size. The estimates should not be used as a basis for instructional design.</w:t>
       </w:r>
     </w:p>
     <w:p>
@@ -1641,7 +1641,7 @@
           <w:rFonts w:ascii="Times New Roman" w:hAnsi="Times New Roman" w:eastAsia="Times New Roman"/>
           <w:sz w:val="24"/>
         </w:rPr>
-        <w:t xml:space="preserve"> &lt; 0, and were flagged for a sensitivity analysis that excludes them. Second, one study (A-37 Zheng &amp; Zheng, 2023) reported only that every trait–grade correlation was below .10 in absolute value; these correlations were entered as </w:t>
+        <w:t xml:space="preserve"> &lt; 0, and were flagged for a sensitivity analysis that excludes them. Second, one study (A-37 Zheng &amp; Zheng, 2023) reported only that every trait–grade correlation was below .10 in absolute value, and its graduate cohorts were taught face to face before and after the pandemic and online only during it. It was kept in the scoping map but left out of the quantitative pool; a sensitivity analysis adds it with its correlations entered as </w:t>
       </w:r>
       <w:r>
         <w:rPr>
@@ -1656,7 +1656,7 @@
           <w:rFonts w:ascii="Times New Roman" w:hAnsi="Times New Roman" w:eastAsia="Times New Roman"/>
           <w:sz w:val="24"/>
         </w:rPr>
-        <w:t xml:space="preserve"> = 0, and a sensitivity analysis excludes the study. The pre-specified conversions from Cohen's d, η², </w:t>
+        <w:t xml:space="preserve"> = 0. The pre-specified conversions from Cohen's d, η², </w:t>
       </w:r>
       <w:r>
         <w:rPr>
@@ -1966,7 +1966,7 @@
           <w:rFonts w:ascii="Times New Roman" w:hAnsi="Times New Roman" w:eastAsia="Times New Roman"/>
           <w:sz w:val="24"/>
         </w:rPr>
-        <w:t xml:space="preserve"> in place of REML. All six were pre-registered. A seventh analysis, not pre-registered, (g) excluded A-37 Zheng and Zheng (2023), whose correlations were entered as </w:t>
+        <w:t xml:space="preserve"> in place of REML. All six were pre-registered. A seventh analysis, not pre-registered, (g) added A-37 Zheng and Zheng (2023), with its correlations entered as </w:t>
       </w:r>
       <w:r>
         <w:rPr>
@@ -2018,7 +2018,7 @@
           <w:rFonts w:ascii="Times New Roman" w:hAnsi="Times New Roman" w:eastAsia="Times New Roman"/>
           <w:sz w:val="24"/>
         </w:rPr>
-        <w:t xml:space="preserve"> = 9–10 (Sterne et al., 2011), so they are reported descriptively: a non-significant Egger test does not show that bias is absent, and trim-and-fill estimates are a sensitivity check, not a correction. The pre-registered Peters' test and p-curve analysis were not carried out (see Deviations).</w:t>
+        <w:t xml:space="preserve"> = 8–9 (Sterne et al., 2011), so they are reported descriptively: a non-significant Egger test does not show that bias is absent, and trim-and-fill estimates are a sensitivity check, not a correction. The pre-registered Peters' test and p-curve analysis were not carried out (see Deviations).</w:t>
       </w:r>
     </w:p>
     <w:p>
@@ -2092,22 +2092,7 @@
           <w:rFonts w:ascii="Times New Roman" w:hAnsi="Times New Roman" w:eastAsia="Times New Roman"/>
           <w:sz w:val="24"/>
         </w:rPr>
-        <w:t xml:space="preserve"> test was replaced by a Knapp–Hartung meta-regression, because a χ² test on subgroup standard errors is unreliable with two to eight studies per subgroup (Viechtbauer et al., 2015). (6) Sensitivity: the HEXACO crosswalk analysis was not applicable, and an analysis excluding the study entered as </w:t>
-      </w:r>
-      <w:r>
-        <w:rPr>
-          <w:rFonts w:ascii="Times New Roman" w:hAnsi="Times New Roman" w:eastAsia="Times New Roman"/>
-          <w:i/>
-          <w:sz w:val="24"/>
-        </w:rPr>
-        <w:t>r</w:t>
-      </w:r>
-      <w:r>
-        <w:rPr>
-          <w:rFonts w:ascii="Times New Roman" w:hAnsi="Times New Roman" w:eastAsia="Times New Roman"/>
-          <w:sz w:val="24"/>
-        </w:rPr>
-        <w:t xml:space="preserve"> = 0 was added. (7) Publication bias: Peters' test and p-curve analysis (Simonsohn et al., 2014) were not carried out; the pool contains too few statistically significant primary estimates for a meaningful p-curve. (8) Software: the analyses were run in Python rather than in R with metafor. (9) Framing: the review is reported as a scoping review under PRISMA-ScR rather than as a systematic review and meta-analysis under PRISMA 2020. In addition, a benchmark meta-analysis published after registration (Chen et al., 2025) was added to the face-to-face comparison corpus.</w:t>
+        <w:t xml:space="preserve"> test was replaced by a Knapp–Hartung meta-regression, because a χ² test on subgroup standard errors is unreliable with two to eight studies per subgroup (Viechtbauer et al., 2015). (6) Sensitivity: the HEXACO crosswalk analysis was not applicable, and an analysis that adds A-37 back was included. (7) Pool: A-37 Zheng and Zheng (2023) was moved from the quantitative pool to the narrative map during revision, after the pooled results were known, because most of its cohorts were taught face to face; the sensitivity analysis shows the estimates with it included. (8) Publication bias: Peters' test and p-curve analysis (Simonsohn et al., 2014) were not carried out; the pool contains too few statistically significant primary estimates for a meaningful p-curve. (9) Software: the analyses were run in Python rather than in R with metafor. (10) Framing: the review is reported as a scoping review under PRISMA-ScR rather than as a systematic review and meta-analysis under PRISMA 2020. In addition, a benchmark meta-analysis published after registration (Chen et al., 2025) was added to the face-to-face comparison corpus.</w:t>
       </w:r>
     </w:p>
     <w:p>
@@ -2195,7 +2180,7 @@
           <w:rFonts w:ascii="Times New Roman" w:hAnsi="Times New Roman" w:eastAsia="Times New Roman"/>
           <w:sz w:val="24"/>
         </w:rPr>
-        <w:t xml:space="preserve"> = 21), a pattern compatible with small-study effects that Egger's test did not detect (intercept = 2.16, </w:t>
+        <w:t xml:space="preserve"> = 21), a pattern compatible with small-study effects that Egger's test also flags (intercept = 2.46, </w:t>
       </w:r>
       <w:r>
         <w:rPr>
@@ -2210,7 +2195,7 @@
           <w:rFonts w:ascii="Times New Roman" w:hAnsi="Times New Roman" w:eastAsia="Times New Roman"/>
           <w:sz w:val="24"/>
         </w:rPr>
-        <w:t xml:space="preserve"> = .091). (d) Risk-of-bias score: excluding the studies scoring below 5 changed the Conscientiousness estimate by +.016 (Table 4). (e) Modality: one retained study used an engagement scale that was not specific to online learning (A-13 Dang et al., 2025), one contributed separate online and blended subsamples (A-02 Alkış &amp; Taşkaya Temizel, 2018), and A-37 Zheng and Zheng (2023) pooled graduate cohorts taught face to face before and after the pandemic and online during it. (f) Education level: the two retained K-12 studies (A-25 Tokiwa, 2025; A-26 Wang et al., 2023) did not report trait–achievement correlations, so the quantitative pool contains no K-12 sample.</w:t>
+        <w:t xml:space="preserve"> = .026). (d) Risk-of-bias score: every study in the quantitative pool scored 5 or more (mean = 6.00), so the score could not be examined. (e) Modality: one retained study used an engagement scale that was not specific to online learning (A-13 Dang et al., 2025), one contributed separate online and blended subsamples (A-02 Alkış &amp; Taşkaya Temizel, 2018), and A-37 Zheng and Zheng (2023) pooled graduate cohorts taught face to face before and after the pandemic and online during it. (f) Education level: the two retained K-12 studies (A-25 Tokiwa, 2025; A-26 Wang et al., 2023) did not report trait–achievement correlations, so the quantitative pool contains no K-12 sample.</w:t>
       </w:r>
     </w:p>
     <w:p>
@@ -2278,7 +2263,7 @@
           <w:rFonts w:ascii="Times New Roman" w:hAnsi="Times New Roman" w:eastAsia="Times New Roman"/>
           <w:sz w:val="24"/>
         </w:rPr>
-        <w:t xml:space="preserve">Figure 1 summarises the selection process. The executed search returned about 80 records from the eight web queries, alongside 28 primary studies already known from preliminary searching and five benchmark meta-analyses whose reference lists were screened. The numbers of duplicates and of records excluded at title and abstract screening were not logged. From the full-text stage onward the counts are exact: 37 reports were sought, one could not be retrieved (A-27), 36 were assessed, and 11 were excluded (no Big Five measure, 5; face-to-face only, 4: A-09, A-10, A-14, A-16; sample overlap with A-04, 1: A-05; no extractable effect size, 1: A-24), leaving 25 studies. Table 1 catalogues 31 of the 37 reports, namely the retained studies and the exclusions with study identifiers; the five reports without a Big Five measure (Myers-Briggs types, proactive personality, technology-acceptance or use-intention constructs, and digital competencies) and A-14 Eilam et al. (2009) are documented in the reading notes. Of the 25 retained studies, 10 contributed correlations between personality and achievement to the quantitative pool (8 direct, 2 converted from </w:t>
+        <w:t xml:space="preserve">Figure 1 summarises the selection process. The executed search returned about 80 records from the eight web queries, alongside 28 primary studies already known from preliminary searching and five benchmark meta-analyses whose reference lists were screened. The numbers of duplicates and of records excluded at title and abstract screening were not logged. From the full-text stage onward the counts are exact: 37 reports were sought, one could not be retrieved (A-27), 36 were assessed, and 11 were excluded (no Big Five measure, 5; face-to-face only, 4: A-09, A-10, A-14, A-16; sample overlap with A-04, 1: A-05; no extractable effect size, 1: A-24), leaving 25 studies. Table 1 catalogues 31 of the 37 reports, namely the retained studies and the exclusions with study identifiers; the five reports without a Big Five measure (Myers-Briggs types, proactive personality, technology-acceptance or use-intention constructs, and digital competencies) and A-14 Eilam et al. (2009) are documented in the reading notes. Of the 25 retained studies, 9 contributed correlations between personality and achievement to the quantitative pool (7 direct, 2 converted from </w:t>
       </w:r>
       <w:r>
         <w:rPr>
@@ -2293,7 +2278,7 @@
           <w:rFonts w:ascii="Times New Roman" w:hAnsi="Times New Roman" w:eastAsia="Times New Roman"/>
           <w:sz w:val="24"/>
         </w:rPr>
-        <w:t>); the other 15 reported only secondary outcomes (13) or no extractable trait–achievement correlation (2: A-25 Tokiwa, 2025; A-26 Wang et al., 2023).</w:t>
+        <w:t>). The other 16 comprised 13 studies with only secondary outcomes, two without an extractable trait–achievement correlation (A-25 Tokiwa, 2025; A-26 Wang et al., 2023), and A-37 Zheng and Zheng (2023), which was left out of the pool (see Methods).</w:t>
       </w:r>
     </w:p>
     <w:p>
@@ -2315,7 +2300,7 @@
           <w:rFonts w:ascii="Times New Roman" w:hAnsi="Times New Roman" w:eastAsia="Times New Roman"/>
           <w:sz w:val="24"/>
         </w:rPr>
-        <w:t>Table 1 lists the 31 catalogued studies. The 25 retained studies were published between 2003 and 2025, about half of them during the COVID-19 period (2020–2022). Analytic sample sizes ranged from 47 (Elvers et al., 2003) to 1,625 (Wang et al., 2023), with a median of 260. The 10 studies in the quantitative pool comprised 3,384 participants (</w:t>
+        <w:t>Table 1 lists the 31 catalogued studies. The 25 retained studies were published between 2003 and 2025, about half of them during the COVID-19 period (2020–2022). Analytic sample sizes ranged from 47 (Elvers et al., 2003) to 1,625 (Wang et al., 2023), with a median of 260. The 9 studies in the quantitative pool comprised 3,102 participants (</w:t>
       </w:r>
       <w:r>
         <w:rPr>
@@ -2330,7 +2315,7 @@
           <w:rFonts w:ascii="Times New Roman" w:hAnsi="Times New Roman" w:eastAsia="Times New Roman"/>
           <w:sz w:val="24"/>
         </w:rPr>
-        <w:t xml:space="preserve"> = 10 for Conscientiousness and Neuroticism; </w:t>
+        <w:t xml:space="preserve"> = 9 for Conscientiousness and Neuroticism; </w:t>
       </w:r>
       <w:r>
         <w:rPr>
@@ -2345,7 +2330,7 @@
           <w:rFonts w:ascii="Times New Roman" w:hAnsi="Times New Roman" w:eastAsia="Times New Roman"/>
           <w:sz w:val="24"/>
         </w:rPr>
-        <w:t xml:space="preserve"> = 9 for Openness, Extraversion, and Agreeableness, because A-15 Elvers et al. reported only Conscientiousness and Neuroticism).</w:t>
+        <w:t xml:space="preserve"> = 8 for Openness, Extraversion, and Agreeableness, because A-15 Elvers et al. reported only Conscientiousness and Neuroticism).</w:t>
       </w:r>
     </w:p>
     <w:p>
@@ -2371,7 +2356,7 @@
           <w:rFonts w:ascii="Times New Roman" w:hAnsi="Times New Roman" w:eastAsia="Times New Roman"/>
           <w:sz w:val="24"/>
         </w:rPr>
-        <w:t>The Big Five Inventory family was the most common instrument; the others were NEO-FFI, IPIP and Mini-IPIP, HEXACO-PI-R, the 10-item TIPI and TIPI-J, and other Big Five scales, including Chinese-language scales and McCrae's scale used by Yu (2021). In the quantitative pool, achievement was measured as GPA or course grade (A-01, A-02, A-23, A-29, A-31, A-37), an introductory psychology exam (A-15), a MOOC platform composite (A-28), or self-rated performance (A-22, A-30). In the other retained studies, the only outcomes were satisfaction, engagement, preference, or perception; these were not pooled.</w:t>
+        <w:t>The Big Five Inventory family was the most common instrument; the others were NEO-FFI, IPIP and Mini-IPIP, HEXACO-PI-R, the 10-item TIPI and TIPI-J, and other Big Five scales, including Chinese-language scales and McCrae's scale used by Yu (2021). In the quantitative pool, achievement was measured as GPA or course grade (A-01, A-02, A-23, A-29, A-31), an introductory psychology exam (A-15), a MOOC platform composite (A-28), or self-rated performance (A-22, A-30). In the other retained studies, the only outcomes were satisfaction, engagement, preference, or perception; these were not pooled.</w:t>
       </w:r>
     </w:p>
     <w:p>
@@ -2408,7 +2393,7 @@
           <w:rFonts w:ascii="Times New Roman" w:hAnsi="Times New Roman" w:eastAsia="Times New Roman"/>
           <w:sz w:val="24"/>
         </w:rPr>
-        <w:t xml:space="preserve"> = 0.87, range 4–7); 21 studies scored 5 or more and 4 scored below 5 (A-06, A-12, A-21, A-37). Within the quantitative pool, the only study below 5 was A-37 (score 4); the pool's mean was 5.80.</w:t>
+        <w:t xml:space="preserve"> = 0.87, range 4–7); 21 studies scored 5 or more and 4 scored below 5 (A-06, A-12, A-21, A-37). Every study in the quantitative pool scored 5 or more (mean = 6.00).</w:t>
       </w:r>
     </w:p>
     <w:p>
@@ -2458,7 +2443,7 @@
           <w:rFonts w:ascii="Times New Roman" w:hAnsi="Times New Roman" w:eastAsia="Times New Roman"/>
           <w:sz w:val="24"/>
         </w:rPr>
-        <w:t xml:space="preserve"> = 10, </w:t>
+        <w:t xml:space="preserve"> = 9, </w:t>
       </w:r>
       <w:r>
         <w:rPr>
@@ -2473,7 +2458,7 @@
           <w:rFonts w:ascii="Times New Roman" w:hAnsi="Times New Roman" w:eastAsia="Times New Roman"/>
           <w:sz w:val="24"/>
         </w:rPr>
-        <w:t xml:space="preserve"> = 3,384, </w:t>
+        <w:t xml:space="preserve"> = 3,102, </w:t>
       </w:r>
       <w:r>
         <w:rPr>
@@ -2488,7 +2473,7 @@
           <w:rFonts w:ascii="Times New Roman" w:hAnsi="Times New Roman" w:eastAsia="Times New Roman"/>
           <w:sz w:val="24"/>
         </w:rPr>
-        <w:t xml:space="preserve"> = .168, 95% CI [.090, .245], 95% PI [−.039, .362]; Q(9) = 25.74, </w:t>
+        <w:t xml:space="preserve"> = .185, 95% CI [.112, .255], 95% PI [.007, .351]; Q(8) = 19.49, </w:t>
       </w:r>
       <w:r>
         <w:rPr>
@@ -2503,7 +2488,7 @@
           <w:rFonts w:ascii="Times New Roman" w:hAnsi="Times New Roman" w:eastAsia="Times New Roman"/>
           <w:sz w:val="24"/>
         </w:rPr>
-        <w:t xml:space="preserve"> = .002, </w:t>
+        <w:t xml:space="preserve"> = .012, </w:t>
       </w:r>
       <w:r>
         <w:rPr>
@@ -2518,7 +2503,7 @@
           <w:rFonts w:ascii="Times New Roman" w:hAnsi="Times New Roman" w:eastAsia="Times New Roman"/>
           <w:sz w:val="24"/>
         </w:rPr>
-        <w:t xml:space="preserve"> = 65.0%, </w:t>
+        <w:t xml:space="preserve"> = 59.0%, </w:t>
       </w:r>
       <w:r>
         <w:rPr>
@@ -2533,7 +2518,7 @@
           <w:rFonts w:ascii="Times New Roman" w:hAnsi="Times New Roman" w:eastAsia="Times New Roman"/>
           <w:sz w:val="24"/>
         </w:rPr>
-        <w:t xml:space="preserve"> = .007). It was the largest of the five traits, in line with Mapping Prior 1, but below that prior's expected range (</w:t>
+        <w:t xml:space="preserve"> = .005). It was the largest of the five traits, in line with Mapping Prior 1, but below that prior's expected range (</w:t>
       </w:r>
       <w:r>
         <w:rPr>
@@ -2563,7 +2548,7 @@
           <w:rFonts w:ascii="Times New Roman" w:hAnsi="Times New Roman" w:eastAsia="Times New Roman"/>
           <w:sz w:val="24"/>
         </w:rPr>
-        <w:t xml:space="preserve"> = .19–.28 (Poropat, 2009; McAbee &amp; Oswald, 2013; Vedel, 2014; Mammadov, 2022; Meyer et al., 2023; Chen et al., 2025). Its confidence interval excluded zero, but its prediction interval did not.</w:t>
+        <w:t xml:space="preserve"> = .19–.28 (Poropat, 2009; McAbee &amp; Oswald, 2013; Vedel, 2014; Mammadov, 2022; Meyer et al., 2023; Chen et al., 2025). Both its confidence interval and its prediction interval excluded zero, the latter only just.</w:t>
       </w:r>
     </w:p>
     <w:p>
@@ -2591,7 +2576,7 @@
           <w:rFonts w:ascii="Times New Roman" w:hAnsi="Times New Roman" w:eastAsia="Times New Roman"/>
           <w:sz w:val="24"/>
         </w:rPr>
-        <w:t xml:space="preserve"> = 9, </w:t>
+        <w:t xml:space="preserve"> = 8, </w:t>
       </w:r>
       <w:r>
         <w:rPr>
@@ -2606,7 +2591,7 @@
           <w:rFonts w:ascii="Times New Roman" w:hAnsi="Times New Roman" w:eastAsia="Times New Roman"/>
           <w:sz w:val="24"/>
         </w:rPr>
-        <w:t xml:space="preserve"> = 3,363, </w:t>
+        <w:t xml:space="preserve"> = 3,081, </w:t>
       </w:r>
       <w:r>
         <w:rPr>
@@ -2621,7 +2606,7 @@
           <w:rFonts w:ascii="Times New Roman" w:hAnsi="Times New Roman" w:eastAsia="Times New Roman"/>
           <w:sz w:val="24"/>
         </w:rPr>
-        <w:t xml:space="preserve"> = .085, 95% CI [−.044, .211], 95% PI [−.293, .440]; Q(8) = 96.80, </w:t>
+        <w:t xml:space="preserve"> = .096, 95% CI [−.052, .239], 95% PI [−.319, .480]; Q(7) = 89.58, </w:t>
       </w:r>
       <w:r>
         <w:rPr>
@@ -2651,7 +2636,7 @@
           <w:rFonts w:ascii="Times New Roman" w:hAnsi="Times New Roman" w:eastAsia="Times New Roman"/>
           <w:sz w:val="24"/>
         </w:rPr>
-        <w:t xml:space="preserve"> = 91.7%, </w:t>
+        <w:t xml:space="preserve"> = 92.2%, </w:t>
       </w:r>
       <w:r>
         <w:rPr>
@@ -2666,7 +2651,7 @@
           <w:rFonts w:ascii="Times New Roman" w:hAnsi="Times New Roman" w:eastAsia="Times New Roman"/>
           <w:sz w:val="24"/>
         </w:rPr>
-        <w:t xml:space="preserve"> = .024). Mapping Prior 2, which expected Openness to be the second-largest positive association, was not supported. Heterogeneity was very high: the converted MOOC estimate of Yu (2021; </w:t>
+        <w:t xml:space="preserve"> = .027). Mapping Prior 2, which expected Openness to be the second-largest positive association, was not supported. Heterogeneity was very high: the converted MOOC estimate of Yu (2021; </w:t>
       </w:r>
       <w:r>
         <w:rPr>
@@ -2724,7 +2709,7 @@
           <w:rFonts w:ascii="Times New Roman" w:hAnsi="Times New Roman" w:eastAsia="Times New Roman"/>
           <w:sz w:val="24"/>
         </w:rPr>
-        <w:t xml:space="preserve"> = 9, </w:t>
+        <w:t xml:space="preserve"> = 8, </w:t>
       </w:r>
       <w:r>
         <w:rPr>
@@ -2739,7 +2724,7 @@
           <w:rFonts w:ascii="Times New Roman" w:hAnsi="Times New Roman" w:eastAsia="Times New Roman"/>
           <w:sz w:val="24"/>
         </w:rPr>
-        <w:t xml:space="preserve"> = 3,363, </w:t>
+        <w:t xml:space="preserve"> = 3,081, </w:t>
       </w:r>
       <w:r>
         <w:rPr>
@@ -2754,7 +2739,7 @@
           <w:rFonts w:ascii="Times New Roman" w:hAnsi="Times New Roman" w:eastAsia="Times New Roman"/>
           <w:sz w:val="24"/>
         </w:rPr>
-        <w:t xml:space="preserve"> = .010, 95% CI [−.059, .080], 95% PI [−.165, .185]; Q(8) = 21.90, </w:t>
+        <w:t xml:space="preserve"> = .012, 95% CI [−.070, .093], 95% PI [−.191, .213]; Q(7) = 21.90, </w:t>
       </w:r>
       <w:r>
         <w:rPr>
@@ -2769,7 +2754,7 @@
           <w:rFonts w:ascii="Times New Roman" w:hAnsi="Times New Roman" w:eastAsia="Times New Roman"/>
           <w:sz w:val="24"/>
         </w:rPr>
-        <w:t xml:space="preserve"> = .005, </w:t>
+        <w:t xml:space="preserve"> = .003, </w:t>
       </w:r>
       <w:r>
         <w:rPr>
@@ -2784,7 +2769,7 @@
           <w:rFonts w:ascii="Times New Roman" w:hAnsi="Times New Roman" w:eastAsia="Times New Roman"/>
           <w:sz w:val="24"/>
         </w:rPr>
-        <w:t xml:space="preserve"> = 63.5%, </w:t>
+        <w:t xml:space="preserve"> = 68.0%, </w:t>
       </w:r>
       <w:r>
         <w:rPr>
@@ -2799,7 +2784,7 @@
           <w:rFonts w:ascii="Times New Roman" w:hAnsi="Times New Roman" w:eastAsia="Times New Roman"/>
           <w:sz w:val="24"/>
         </w:rPr>
-        <w:t xml:space="preserve"> = .005), consistent with Mapping Prior 5, which expected a null or weakly negative association. The negative estimates came from the two Asian studies (Rivers, 2021, </w:t>
+        <w:t xml:space="preserve"> = .006), consistent with Mapping Prior 5, which expected a null or weakly negative association. The negative estimates came from the two Asian studies (Rivers, 2021, </w:t>
       </w:r>
       <w:r>
         <w:rPr>
@@ -2872,7 +2857,7 @@
           <w:rFonts w:ascii="Times New Roman" w:hAnsi="Times New Roman" w:eastAsia="Times New Roman"/>
           <w:sz w:val="24"/>
         </w:rPr>
-        <w:t xml:space="preserve"> = 9, </w:t>
+        <w:t xml:space="preserve"> = 8, </w:t>
       </w:r>
       <w:r>
         <w:rPr>
@@ -2887,7 +2872,7 @@
           <w:rFonts w:ascii="Times New Roman" w:hAnsi="Times New Roman" w:eastAsia="Times New Roman"/>
           <w:sz w:val="24"/>
         </w:rPr>
-        <w:t xml:space="preserve"> = 3,363, </w:t>
+        <w:t xml:space="preserve"> = 3,081, </w:t>
       </w:r>
       <w:r>
         <w:rPr>
@@ -2902,7 +2887,7 @@
           <w:rFonts w:ascii="Times New Roman" w:hAnsi="Times New Roman" w:eastAsia="Times New Roman"/>
           <w:sz w:val="24"/>
         </w:rPr>
-        <w:t xml:space="preserve"> = .116, 95% CI [−.020, .248], 95% PI [−.309, .502]; Q(8) = 189.85, </w:t>
+        <w:t xml:space="preserve"> = .130, 95% CI [−.022, .277], 95% PI [−.327, .538]; Q(7) = 176.86, </w:t>
       </w:r>
       <w:r>
         <w:rPr>
@@ -2932,7 +2917,7 @@
           <w:rFonts w:ascii="Times New Roman" w:hAnsi="Times New Roman" w:eastAsia="Times New Roman"/>
           <w:sz w:val="24"/>
         </w:rPr>
-        <w:t xml:space="preserve"> = 95.8%, </w:t>
+        <w:t xml:space="preserve"> = 96.0%, </w:t>
       </w:r>
       <w:r>
         <w:rPr>
@@ -2947,7 +2932,7 @@
           <w:rFonts w:ascii="Times New Roman" w:hAnsi="Times New Roman" w:eastAsia="Times New Roman"/>
           <w:sz w:val="24"/>
         </w:rPr>
-        <w:t xml:space="preserve"> = .030). Mapping Prior 3, which expected a weaker association than in face-to-face samples (</w:t>
+        <w:t xml:space="preserve"> = .032). Mapping Prior 3, which expected a weaker association than in face-to-face samples (</w:t>
       </w:r>
       <w:r>
         <w:rPr>
@@ -3007,7 +2992,7 @@
           <w:rFonts w:ascii="Times New Roman" w:hAnsi="Times New Roman" w:eastAsia="Times New Roman"/>
           <w:sz w:val="24"/>
         </w:rPr>
-        <w:t xml:space="preserve"> to .045 (Δr = −.071). Heterogeneity was extreme.</w:t>
+        <w:t xml:space="preserve"> to .054 (Δr = −.077). Heterogeneity was extreme.</w:t>
       </w:r>
     </w:p>
     <w:p>
@@ -3035,7 +3020,7 @@
           <w:rFonts w:ascii="Times New Roman" w:hAnsi="Times New Roman" w:eastAsia="Times New Roman"/>
           <w:sz w:val="24"/>
         </w:rPr>
-        <w:t xml:space="preserve"> = 10, </w:t>
+        <w:t xml:space="preserve"> = 9, </w:t>
       </w:r>
       <w:r>
         <w:rPr>
@@ -3050,7 +3035,7 @@
           <w:rFonts w:ascii="Times New Roman" w:hAnsi="Times New Roman" w:eastAsia="Times New Roman"/>
           <w:sz w:val="24"/>
         </w:rPr>
-        <w:t xml:space="preserve"> = 3,384, </w:t>
+        <w:t xml:space="preserve"> = 3,102, </w:t>
       </w:r>
       <w:r>
         <w:rPr>
@@ -3065,7 +3050,7 @@
           <w:rFonts w:ascii="Times New Roman" w:hAnsi="Times New Roman" w:eastAsia="Times New Roman"/>
           <w:sz w:val="24"/>
         </w:rPr>
-        <w:t xml:space="preserve"> = .016, 95% CI [−.080, .112], 95% PI [−.246, .276]; Q(9) = 41.93, </w:t>
+        <w:t xml:space="preserve"> = .017, 95% CI [−.095, .128], 95% PI [−.275, .305]; Q(8) = 41.45, </w:t>
       </w:r>
       <w:r>
         <w:rPr>
@@ -3095,7 +3080,7 @@
           <w:rFonts w:ascii="Times New Roman" w:hAnsi="Times New Roman" w:eastAsia="Times New Roman"/>
           <w:sz w:val="24"/>
         </w:rPr>
-        <w:t xml:space="preserve"> = 78.5%, </w:t>
+        <w:t xml:space="preserve"> = 80.7%, </w:t>
       </w:r>
       <w:r>
         <w:rPr>
@@ -3110,7 +3095,7 @@
           <w:rFonts w:ascii="Times New Roman" w:hAnsi="Times New Roman" w:eastAsia="Times New Roman"/>
           <w:sz w:val="24"/>
         </w:rPr>
-        <w:t xml:space="preserve"> = .012), so Mapping Prior 4, which expected a negative association, was not supported. Study-level signs were mixed: Rodrigues et al. (2024) reported </w:t>
+        <w:t xml:space="preserve"> = .014), so Mapping Prior 4, which expected a negative association, was not supported. Study-level signs were mixed: Rodrigues et al. (2024) reported </w:t>
       </w:r>
       <w:r>
         <w:rPr>
@@ -3185,7 +3170,7 @@
           <w:rFonts w:ascii="Times New Roman" w:hAnsi="Times New Roman" w:eastAsia="Times New Roman"/>
           <w:sz w:val="24"/>
         </w:rPr>
-        <w:t xml:space="preserve"> was −.035 (95% CI [−.107, .037]).</w:t>
+        <w:t xml:space="preserve"> was −.040 (95% CI [−.129, .049]).</w:t>
       </w:r>
     </w:p>
     <w:p>
@@ -3222,7 +3207,7 @@
           <w:rFonts w:ascii="Times New Roman" w:hAnsi="Times New Roman" w:eastAsia="Times New Roman"/>
           <w:sz w:val="24"/>
         </w:rPr>
-        <w:t xml:space="preserve"> from 63.5% (Extraversion) to 95.8% (Agreeableness). All five 95% prediction intervals included zero; for Agreeableness the interval spanned [−.309, .502]. A new online study could therefore find an association of quite different size, or even of opposite sign.</w:t>
+        <w:t xml:space="preserve"> from 59.0% (Conscientiousness) to 96.0% (Agreeableness). Only the Conscientiousness prediction interval excluded zero ([.007, .351]). For Agreeableness the interval spanned [−.327, .538]: a new online study could find an association of quite different size, or of opposite sign.</w:t>
       </w:r>
     </w:p>
     <w:p>
@@ -3257,7 +3242,7 @@
           <w:rFonts w:ascii="Times New Roman" w:hAnsi="Times New Roman" w:eastAsia="Times New Roman"/>
           <w:sz w:val="24"/>
         </w:rPr>
-        <w:t>Region. With two Asian studies (A-28 Yu, China; A-31 Rivers, Japan) against seven or eight non-Asian studies, the Extraversion estimate was lower in the Asian subgroup (</w:t>
+        <w:t>Region. With two Asian studies (A-28 Yu, China; A-31 Rivers, Japan) against six or seven non-Asian studies, the Extraversion estimate was lower in the Asian subgroup (</w:t>
       </w:r>
       <w:r>
         <w:rPr>
@@ -3287,7 +3272,7 @@
           <w:rFonts w:ascii="Times New Roman" w:hAnsi="Times New Roman" w:eastAsia="Times New Roman"/>
           <w:sz w:val="24"/>
         </w:rPr>
-        <w:t xml:space="preserve"> = .050, [−.004, .104]); F(1, 7) = 12.94, </w:t>
+        <w:t xml:space="preserve"> = .058, [−.004, .120]); F(1, 6) = 12.96, </w:t>
       </w:r>
       <w:r>
         <w:rPr>
@@ -3302,7 +3287,7 @@
           <w:rFonts w:ascii="Times New Roman" w:hAnsi="Times New Roman" w:eastAsia="Times New Roman"/>
           <w:sz w:val="24"/>
         </w:rPr>
-        <w:t xml:space="preserve"> = .009, Holm-adjusted </w:t>
+        <w:t xml:space="preserve"> = .011, Holm-adjusted </w:t>
       </w:r>
       <w:r>
         <w:rPr>
@@ -3317,7 +3302,7 @@
           <w:rFonts w:ascii="Times New Roman" w:hAnsi="Times New Roman" w:eastAsia="Times New Roman"/>
           <w:sz w:val="24"/>
         </w:rPr>
-        <w:t xml:space="preserve"> = .026. The Agreeableness estimate was higher in the Asian subgroup (</w:t>
+        <w:t xml:space="preserve"> = .034. The Agreeableness estimate was higher in the Asian subgroup (</w:t>
       </w:r>
       <w:r>
         <w:rPr>
@@ -3332,7 +3317,7 @@
           <w:rFonts w:ascii="Times New Roman" w:hAnsi="Times New Roman" w:eastAsia="Times New Roman"/>
           <w:sz w:val="24"/>
         </w:rPr>
-        <w:t xml:space="preserve"> = .319, [−.979, .994], vs. .038, [−.029, .105]; F(1, 7) = 9.13, </w:t>
+        <w:t xml:space="preserve"> = .319, [−.979, .994], vs. .047, [−.036, .128]; F(1, 6) = 6.98, </w:t>
       </w:r>
       <w:r>
         <w:rPr>
@@ -3347,7 +3332,7 @@
           <w:rFonts w:ascii="Times New Roman" w:hAnsi="Times New Roman" w:eastAsia="Times New Roman"/>
           <w:sz w:val="24"/>
         </w:rPr>
-        <w:t xml:space="preserve"> = .019, Holm-adjusted </w:t>
+        <w:t xml:space="preserve"> = .038, Holm-adjusted </w:t>
       </w:r>
       <w:r>
         <w:rPr>
@@ -3362,7 +3347,7 @@
           <w:rFonts w:ascii="Times New Roman" w:hAnsi="Times New Roman" w:eastAsia="Times New Roman"/>
           <w:sz w:val="24"/>
         </w:rPr>
-        <w:t xml:space="preserve"> = .058), but the two Asian studies disagree sharply (</w:t>
+        <w:t xml:space="preserve"> = .115), but the two Asian studies disagree sharply (</w:t>
       </w:r>
       <w:r>
         <w:rPr>
@@ -3392,7 +3377,7 @@
           <w:rFonts w:ascii="Times New Roman" w:hAnsi="Times New Roman" w:eastAsia="Times New Roman"/>
           <w:sz w:val="24"/>
         </w:rPr>
-        <w:t xml:space="preserve"> ≥ .34).</w:t>
+        <w:t xml:space="preserve"> ≥ .21).</w:t>
       </w:r>
     </w:p>
     <w:p>
@@ -3448,7 +3433,7 @@
           <w:rFonts w:ascii="Times New Roman" w:hAnsi="Times New Roman" w:eastAsia="Times New Roman"/>
           <w:sz w:val="24"/>
         </w:rPr>
-        <w:t xml:space="preserve"> = 7, </w:t>
+        <w:t xml:space="preserve"> = 6, </w:t>
       </w:r>
       <w:r>
         <w:rPr>
@@ -3463,7 +3448,7 @@
           <w:rFonts w:ascii="Times New Roman" w:hAnsi="Times New Roman" w:eastAsia="Times New Roman"/>
           <w:sz w:val="24"/>
         </w:rPr>
-        <w:t xml:space="preserve"> = −.028, [−.090, .035]) and positive for self-rated performance (</w:t>
+        <w:t xml:space="preserve"> = −.031, [−.108, .047]) and positive for self-rated performance (</w:t>
       </w:r>
       <w:r>
         <w:rPr>
@@ -3493,7 +3478,7 @@
           <w:rFonts w:ascii="Times New Roman" w:hAnsi="Times New Roman" w:eastAsia="Times New Roman"/>
           <w:sz w:val="24"/>
         </w:rPr>
-        <w:t xml:space="preserve"> = .116, [−.143, .361]); F(1, 7) = 9.01, </w:t>
+        <w:t xml:space="preserve"> = .116, [−.143, .361]); F(1, 6) = 7.96, </w:t>
       </w:r>
       <w:r>
         <w:rPr>
@@ -3508,7 +3493,7 @@
           <w:rFonts w:ascii="Times New Roman" w:hAnsi="Times New Roman" w:eastAsia="Times New Roman"/>
           <w:sz w:val="24"/>
         </w:rPr>
-        <w:t xml:space="preserve"> = .020, Holm-adjusted </w:t>
+        <w:t xml:space="preserve"> = .030, Holm-adjusted </w:t>
       </w:r>
       <w:r>
         <w:rPr>
@@ -3523,7 +3508,7 @@
           <w:rFonts w:ascii="Times New Roman" w:hAnsi="Times New Roman" w:eastAsia="Times New Roman"/>
           <w:sz w:val="24"/>
         </w:rPr>
-        <w:t xml:space="preserve"> = .040. The other traits did not differ by outcome type (all </w:t>
+        <w:t xml:space="preserve"> = .061. The other traits did not differ by outcome type (all </w:t>
       </w:r>
       <w:r>
         <w:rPr>
@@ -3538,7 +3523,7 @@
           <w:rFonts w:ascii="Times New Roman" w:hAnsi="Times New Roman" w:eastAsia="Times New Roman"/>
           <w:sz w:val="24"/>
         </w:rPr>
-        <w:t xml:space="preserve"> ≥ .19).</w:t>
+        <w:t xml:space="preserve"> ≥ .23).</w:t>
       </w:r>
     </w:p>
     <w:p>
@@ -3573,7 +3558,7 @@
           <w:rFonts w:ascii="Times New Roman" w:hAnsi="Times New Roman" w:eastAsia="Times New Roman"/>
           <w:sz w:val="24"/>
         </w:rPr>
-        <w:t xml:space="preserve">Table 4 summarises the sensitivity analyses. Excluding the author's own study (Tokiwa, 2025) changed nothing, because it contributed no correlation to the pool. The DerSimonian–Laird estimator changed every pooled estimate by .001 or less. Excluding studies with </w:t>
+        <w:t xml:space="preserve">Table 4 summarises the sensitivity analyses. Excluding the author's own study (Tokiwa, 2025) changed nothing, because it contributed no correlation to the pool. The DerSimonian–Laird estimator changed the estimates by at most .001. Excluding studies with </w:t>
       </w:r>
       <w:r>
         <w:rPr>
@@ -3588,7 +3573,7 @@
           <w:rFonts w:ascii="Times New Roman" w:hAnsi="Times New Roman" w:eastAsia="Times New Roman"/>
           <w:sz w:val="24"/>
         </w:rPr>
-        <w:t xml:space="preserve"> &lt; 50 (A-15 Elvers et al.) changed the estimates by at most .011. Excluding the only study below the risk-of-bias threshold (A-37 Zheng &amp; Zheng), which is also the study whose correlations were entered as </w:t>
+        <w:t xml:space="preserve"> &lt; 50 (A-15 Elvers et al.) changed the estimates by at most .014. No study in the pool scored below the risk-of-bias threshold, so that analysis repeats the primary one. Adding A-37 Zheng and Zheng (2023) with </w:t>
       </w:r>
       <w:r>
         <w:rPr>
@@ -3603,7 +3588,7 @@
           <w:rFonts w:ascii="Times New Roman" w:hAnsi="Times New Roman" w:eastAsia="Times New Roman"/>
           <w:sz w:val="24"/>
         </w:rPr>
-        <w:t xml:space="preserve"> = 0, raised every estimate slightly (Conscientiousness +.016; largest change .016). Excluding the two studies whose effects were converted from </w:t>
+        <w:t xml:space="preserve"> = 0 lowered the estimates slightly (Conscientiousness −.016; largest change .016). Excluding the two studies whose effects were converted from </w:t>
       </w:r>
       <w:r>
         <w:rPr>
@@ -3618,7 +3603,7 @@
           <w:rFonts w:ascii="Times New Roman" w:hAnsi="Times New Roman" w:eastAsia="Times New Roman"/>
           <w:sz w:val="24"/>
         </w:rPr>
-        <w:t xml:space="preserve"> (A-28 Yu; A-30 Kaspar) changed the estimates by more than .05 for Openness, Agreeableness, and Neuroticism (Openness to .026, Agreeableness to .057, Neuroticism to −.035); Conscientiousness stayed positive (.181, [.073, .284]).</w:t>
+        <w:t xml:space="preserve"> (A-28 Yu; A-30 Kaspar) changed the estimates by more than .05 for Openness, Agreeableness, and Neuroticism (Openness to .034, Agreeableness to .069, Neuroticism to −.040); Conscientiousness stayed positive (.206, [.107, .301]).</w:t>
       </w:r>
     </w:p>
     <w:p>
@@ -3631,7 +3616,7 @@
           <w:rFonts w:ascii="Times New Roman" w:hAnsi="Times New Roman" w:eastAsia="Times New Roman"/>
           <w:sz w:val="24"/>
         </w:rPr>
-        <w:t>In the leave-one-out analysis, the Conscientiousness estimate ranged from .152 to .185. The most influential single study was Yu (2021) for Agreeableness (</w:t>
+        <w:t>In the leave-one-out analysis, the Conscientiousness estimate ranged from .168 to .202. The most influential single study was Yu (2021) for Agreeableness (</w:t>
       </w:r>
       <w:r>
         <w:rPr>
@@ -3646,7 +3631,7 @@
           <w:rFonts w:ascii="Times New Roman" w:hAnsi="Times New Roman" w:eastAsia="Times New Roman"/>
           <w:sz w:val="24"/>
         </w:rPr>
-        <w:t xml:space="preserve"> = .045 without it; Δr = −.071), Openness (.042; Δr = −.044), and Extraversion (.029; Δr = +.019), and Kaspar et al. (2023) for Neuroticism (−.010; Δr = −.026).</w:t>
+        <w:t xml:space="preserve"> = .054 without it; Δr = −.077), Openness (.049; Δr = −.047), and Extraversion (.032; Δr = +.020), and Kaspar et al. (2023) for Neuroticism (−.013; Δr = −.030).</w:t>
       </w:r>
     </w:p>
     <w:p>
@@ -3668,7 +3653,7 @@
           <w:rFonts w:ascii="Times New Roman" w:hAnsi="Times New Roman" w:eastAsia="Times New Roman"/>
           <w:sz w:val="24"/>
         </w:rPr>
-        <w:t xml:space="preserve">Funnel plots are shown in Figures 7 to 11. Egger's test was significant for Openness (intercept = −6.27, SE = 2.60, t(7) = −2.42, </w:t>
+        <w:t xml:space="preserve">Funnel plots are shown in Figures 7 to 11. Egger's test was significant for Conscientiousness (intercept = 2.46, SE = 0.87, t(7) = 2.82, </w:t>
       </w:r>
       <w:r>
         <w:rPr>
@@ -3683,7 +3668,7 @@
           <w:rFonts w:ascii="Times New Roman" w:hAnsi="Times New Roman" w:eastAsia="Times New Roman"/>
           <w:sz w:val="24"/>
         </w:rPr>
-        <w:t xml:space="preserve"> = .046) and not for Conscientiousness (intercept = 2.16, </w:t>
+        <w:t xml:space="preserve"> = .026) and not for Openness (intercept = −6.01, </w:t>
       </w:r>
       <w:r>
         <w:rPr>
@@ -3698,7 +3683,7 @@
           <w:rFonts w:ascii="Times New Roman" w:hAnsi="Times New Roman" w:eastAsia="Times New Roman"/>
           <w:sz w:val="24"/>
         </w:rPr>
-        <w:t xml:space="preserve"> = .091), Agreeableness (intercept = −8.29, </w:t>
+        <w:t xml:space="preserve"> = .075), Extraversion (intercept = 1.31, </w:t>
       </w:r>
       <w:r>
         <w:rPr>
@@ -3713,7 +3698,7 @@
           <w:rFonts w:ascii="Times New Roman" w:hAnsi="Times New Roman" w:eastAsia="Times New Roman"/>
           <w:sz w:val="24"/>
         </w:rPr>
-        <w:t xml:space="preserve"> = .066), Neuroticism (intercept = −1.78, </w:t>
+        <w:t xml:space="preserve"> = .485), Agreeableness (intercept = −7.93, </w:t>
       </w:r>
       <w:r>
         <w:rPr>
@@ -3728,7 +3713,7 @@
           <w:rFonts w:ascii="Times New Roman" w:hAnsi="Times New Roman" w:eastAsia="Times New Roman"/>
           <w:sz w:val="24"/>
         </w:rPr>
-        <w:t xml:space="preserve"> = .302), or Extraversion (intercept = 1.27, </w:t>
+        <w:t xml:space="preserve"> = .101), or Neuroticism (intercept = −1.74, </w:t>
       </w:r>
       <w:r>
         <w:rPr>
@@ -3743,7 +3728,7 @@
           <w:rFonts w:ascii="Times New Roman" w:hAnsi="Times New Roman" w:eastAsia="Times New Roman"/>
           <w:sz w:val="24"/>
         </w:rPr>
-        <w:t xml:space="preserve"> = .454). With </w:t>
+        <w:t xml:space="preserve"> = .350). With </w:t>
       </w:r>
       <w:r>
         <w:rPr>
@@ -3758,7 +3743,7 @@
           <w:rFonts w:ascii="Times New Roman" w:hAnsi="Times New Roman" w:eastAsia="Times New Roman"/>
           <w:sz w:val="24"/>
         </w:rPr>
-        <w:t xml:space="preserve"> = 9–10 the test has little power, so the non-significant results do not show that bias is absent.</w:t>
+        <w:t xml:space="preserve"> = 8–9 the test has little power, so the non-significant results do not show that bias is absent.</w:t>
       </w:r>
     </w:p>
     <w:p>
@@ -3771,7 +3756,7 @@
           <w:rFonts w:ascii="Times New Roman" w:hAnsi="Times New Roman" w:eastAsia="Times New Roman"/>
           <w:sz w:val="24"/>
         </w:rPr>
-        <w:t xml:space="preserve">Trim-and-fill imputed studies for Conscientiousness, 2 on the left (adjusted </w:t>
+        <w:t xml:space="preserve">Trim-and-fill imputed studies for Conscientiousness, 3 on the left (adjusted </w:t>
       </w:r>
       <w:r>
         <w:rPr>
@@ -3786,7 +3771,7 @@
           <w:rFonts w:ascii="Times New Roman" w:hAnsi="Times New Roman" w:eastAsia="Times New Roman"/>
           <w:sz w:val="24"/>
         </w:rPr>
-        <w:t xml:space="preserve"> = .149, [.064, .231]); Openness, 1 on the right (adjusted </w:t>
+        <w:t xml:space="preserve"> = .151, [.069, .230]); Agreeableness, 3 on the right (adjusted </w:t>
       </w:r>
       <w:r>
         <w:rPr>
@@ -3801,7 +3786,7 @@
           <w:rFonts w:ascii="Times New Roman" w:hAnsi="Times New Roman" w:eastAsia="Times New Roman"/>
           <w:sz w:val="24"/>
         </w:rPr>
-        <w:t xml:space="preserve"> = .106, [−.017, .226]); Agreeableness, 3 on the right (adjusted </w:t>
+        <w:t xml:space="preserve"> = .216, [.076, .347]); Neuroticism, 1 on the right (adjusted </w:t>
       </w:r>
       <w:r>
         <w:rPr>
@@ -3816,22 +3801,7 @@
           <w:rFonts w:ascii="Times New Roman" w:hAnsi="Times New Roman" w:eastAsia="Times New Roman"/>
           <w:sz w:val="24"/>
         </w:rPr>
-        <w:t xml:space="preserve"> = .180, [.061, .294]); Neuroticism, 1 on the right (adjusted </w:t>
-      </w:r>
-      <w:r>
-        <w:rPr>
-          <w:rFonts w:ascii="Times New Roman" w:hAnsi="Times New Roman" w:eastAsia="Times New Roman"/>
-          <w:i/>
-          <w:sz w:val="24"/>
-        </w:rPr>
-        <w:t>r</w:t>
-      </w:r>
-      <w:r>
-        <w:rPr>
-          <w:rFonts w:ascii="Times New Roman" w:hAnsi="Times New Roman" w:eastAsia="Times New Roman"/>
-          <w:sz w:val="24"/>
-        </w:rPr>
-        <w:t xml:space="preserve"> = .027, [−.075, .128]), and none for Extraversion. The Conscientiousness estimate remained positive after imputation. The Agreeableness adjustment moved the estimate upward and its interval above zero, which reflects the influence of Yu (2021) on the funnel rather than evidence of a larger true effect. These adjusted values are a sensitivity check, not corrected estimates.</w:t>
+        <w:t xml:space="preserve"> = .030, [−.087, .147]), and none for Openness and Extraversion. The Conscientiousness estimate remained positive after imputation. The Agreeableness adjustment moved the estimate upward and its interval above zero, which reflects the influence of Yu (2021) on the funnel rather than evidence of a larger true effect. These adjusted values are a sensitivity check, not corrected estimates.</w:t>
       </w:r>
     </w:p>
     <w:p>
@@ -3853,7 +3823,7 @@
           <w:rFonts w:ascii="Times New Roman" w:hAnsi="Times New Roman" w:eastAsia="Times New Roman"/>
           <w:sz w:val="24"/>
         </w:rPr>
-        <w:t>Table 5 summarises the confidence ratings. The Conscientiousness association was rated Low: its confidence interval excluded zero and it was robust to the sensitivity analyses, but heterogeneity was substantial and the search was not comprehensive. The Extraversion estimate was also rated Low, because its confidence interval was narrow around zero. The Openness, Agreeableness, and Neuroticism estimates were rated Very Low, because of very high heterogeneity, imprecision, and the incomplete search.</w:t>
+        <w:t>Table 5 summarises the confidence ratings. The Conscientiousness association was rated Low: its confidence interval excluded zero and it was robust to the sensitivity analyses, but heterogeneity was substantial, Egger's test suggested small-study effects, and the search was not comprehensive. The Extraversion estimate was also rated Low, because its confidence interval was narrow around zero. The Openness, Agreeableness, and Neuroticism estimates were rated Very Low, because of very high heterogeneity, imprecision, and the incomplete search.</w:t>
       </w:r>
     </w:p>
     <w:p>
@@ -3884,7 +3854,7 @@
           <w:rFonts w:ascii="Times New Roman" w:hAnsi="Times New Roman" w:eastAsia="Times New Roman"/>
           <w:sz w:val="24"/>
         </w:rPr>
-        <w:t>This scoping review mapped the evidence on the Big Five traits and academic achievement in online learning. Of 31 catalogued studies, 25 were retained and 10 contributed to an exploratory quantitative pool (</w:t>
+        <w:t>This scoping review mapped the evidence on the Big Five traits and academic achievement in online learning. Of 31 catalogued studies, 25 were retained and 9 contributed to an exploratory quantitative pool (</w:t>
       </w:r>
       <w:r>
         <w:rPr>
@@ -3899,7 +3869,7 @@
           <w:rFonts w:ascii="Times New Roman" w:hAnsi="Times New Roman" w:eastAsia="Times New Roman"/>
           <w:sz w:val="24"/>
         </w:rPr>
-        <w:t xml:space="preserve"> = 3,384). Conscientiousness was the only trait with a clearly positive association (</w:t>
+        <w:t xml:space="preserve"> = 3,102). Conscientiousness was the only trait with a clearly positive association (</w:t>
       </w:r>
       <w:r>
         <w:rPr>
@@ -3914,7 +3884,7 @@
           <w:rFonts w:ascii="Times New Roman" w:hAnsi="Times New Roman" w:eastAsia="Times New Roman"/>
           <w:sz w:val="24"/>
         </w:rPr>
-        <w:t xml:space="preserve"> = .168, 95% CI [.090, .245]), and it held up in every sensitivity analysis. The estimates for Agreeableness (</w:t>
+        <w:t xml:space="preserve"> = .185, 95% CI [.112, .255]), and it held up in every sensitivity analysis. The estimates for Agreeableness (</w:t>
       </w:r>
       <w:r>
         <w:rPr>
@@ -3929,7 +3899,7 @@
           <w:rFonts w:ascii="Times New Roman" w:hAnsi="Times New Roman" w:eastAsia="Times New Roman"/>
           <w:sz w:val="24"/>
         </w:rPr>
-        <w:t xml:space="preserve"> = .116, [−.020, .248]), Openness (</w:t>
+        <w:t xml:space="preserve"> = .130, [−.022, .277]), Openness (</w:t>
       </w:r>
       <w:r>
         <w:rPr>
@@ -3944,7 +3914,7 @@
           <w:rFonts w:ascii="Times New Roman" w:hAnsi="Times New Roman" w:eastAsia="Times New Roman"/>
           <w:sz w:val="24"/>
         </w:rPr>
-        <w:t xml:space="preserve"> = .085, [−.044, .211]), Neuroticism (</w:t>
+        <w:t xml:space="preserve"> = .096, [−.052, .239]), Neuroticism (</w:t>
       </w:r>
       <w:r>
         <w:rPr>
@@ -3959,7 +3929,7 @@
           <w:rFonts w:ascii="Times New Roman" w:hAnsi="Times New Roman" w:eastAsia="Times New Roman"/>
           <w:sz w:val="24"/>
         </w:rPr>
-        <w:t xml:space="preserve"> = .016, [−.080, .112]), and Extraversion (</w:t>
+        <w:t xml:space="preserve"> = .017, [−.095, .128]), and Extraversion (</w:t>
       </w:r>
       <w:r>
         <w:rPr>
@@ -3974,7 +3944,7 @@
           <w:rFonts w:ascii="Times New Roman" w:hAnsi="Times New Roman" w:eastAsia="Times New Roman"/>
           <w:sz w:val="24"/>
         </w:rPr>
-        <w:t xml:space="preserve"> = .010, [−.059, .080]) were small, with confidence intervals that included zero. The Agreeableness and Openness estimates depended heavily on one converted study (Yu, 2021). Exploratory subgroup contrasts suggested a lower Extraversion estimate in the two Asian studies (F(1, 7) = 12.94, Holm-adjusted </w:t>
+        <w:t xml:space="preserve"> = .012, [−.070, .093]) were small, with confidence intervals that included zero. The Agreeableness and Openness estimates depended heavily on one converted study (Yu, 2021). Exploratory subgroup contrasts suggested a lower Extraversion estimate in the two Asian studies (F(1, 6) = 12.96, Holm-adjusted </w:t>
       </w:r>
       <w:r>
         <w:rPr>
@@ -3989,7 +3959,7 @@
           <w:rFonts w:ascii="Times New Roman" w:hAnsi="Times New Roman" w:eastAsia="Times New Roman"/>
           <w:sz w:val="24"/>
         </w:rPr>
-        <w:t xml:space="preserve"> = .026) and a higher one for self-rated outcomes (F(1, 7) = 9.01, Holm-adjusted </w:t>
+        <w:t xml:space="preserve"> = .034) and a higher one for self-rated outcomes (F(1, 6) = 7.96, Holm-adjusted </w:t>
       </w:r>
       <w:r>
         <w:rPr>
@@ -4004,7 +3974,7 @@
           <w:rFonts w:ascii="Times New Roman" w:hAnsi="Times New Roman" w:eastAsia="Times New Roman"/>
           <w:sz w:val="24"/>
         </w:rPr>
-        <w:t xml:space="preserve"> = .040). These contrasts rest on the same two-study subgroups and cannot be separated from one another.</w:t>
+        <w:t xml:space="preserve"> = .061). These contrasts rest on the same two-study subgroups and cannot be separated from one another.</w:t>
       </w:r>
     </w:p>
     <w:p>
@@ -4041,7 +4011,7 @@
           <w:rFonts w:ascii="Times New Roman" w:hAnsi="Times New Roman" w:eastAsia="Times New Roman"/>
           <w:sz w:val="24"/>
         </w:rPr>
-        <w:t xml:space="preserve"> = .168 was the largest estimate. It fell below the prior's expected range (.20–.35) and below the face-to-face benchmarks of Poropat (2009; </w:t>
+        <w:t xml:space="preserve"> = .185 was the largest estimate. It fell below the prior's expected range (.20–.35) and below the face-to-face benchmarks of Poropat (2009; </w:t>
       </w:r>
       <w:r>
         <w:rPr>
@@ -4144,7 +4114,7 @@
           <w:rFonts w:ascii="Times New Roman" w:hAnsi="Times New Roman" w:eastAsia="Times New Roman"/>
           <w:sz w:val="24"/>
         </w:rPr>
-        <w:t xml:space="preserve"> = .085 was smaller than both the Conscientiousness and the Agreeableness estimate, and its confidence interval included zero. One possible reason is that the pool is almost entirely undergraduate, and Openness effects are known to weaken with educational level (Mammadov, 2022; Meyer et al., 2023).</w:t>
+        <w:t xml:space="preserve"> = .096 was smaller than both the Conscientiousness and the Agreeableness estimate, and its confidence interval included zero. One possible reason is that the pool is almost entirely undergraduate, and Openness effects are known to weaken with educational level (Mammadov, 2022; Meyer et al., 2023).</w:t>
       </w:r>
     </w:p>
     <w:p>
@@ -4172,7 +4142,7 @@
           <w:rFonts w:ascii="Times New Roman" w:hAnsi="Times New Roman" w:eastAsia="Times New Roman"/>
           <w:sz w:val="24"/>
         </w:rPr>
-        <w:t xml:space="preserve"> = .116 was slightly above the face-to-face range of .05–.10. This estimate rests largely on Yu (2021); without that study it is .045, close to the face-to-face range. Narrative evidence from studies outside the pool (Wang et al., 2023; Baruth &amp; Cohen, 2023) points in the same direction for East Asian and Israeli samples, but this does not offset the single-study dependence.</w:t>
+        <w:t xml:space="preserve"> = .130 was slightly above the face-to-face range of .05–.10. This estimate rests largely on Yu (2021); without that study it is .054, within the face-to-face range. Narrative evidence from studies outside the pool (Wang et al., 2023; Baruth &amp; Cohen, 2023) points in the same direction for East Asian and Israeli samples, but this does not offset the single-study dependence.</w:t>
       </w:r>
     </w:p>
     <w:p>
@@ -4200,7 +4170,7 @@
           <w:rFonts w:ascii="Times New Roman" w:hAnsi="Times New Roman" w:eastAsia="Times New Roman"/>
           <w:sz w:val="24"/>
         </w:rPr>
-        <w:t xml:space="preserve"> = .016. Without the two converted estimates the pooled </w:t>
+        <w:t xml:space="preserve"> = .017. Without the two converted estimates the pooled </w:t>
       </w:r>
       <w:r>
         <w:rPr>
@@ -4215,7 +4185,7 @@
           <w:rFonts w:ascii="Times New Roman" w:hAnsi="Times New Roman" w:eastAsia="Times New Roman"/>
           <w:sz w:val="24"/>
         </w:rPr>
-        <w:t xml:space="preserve"> was −.035 (95% CI [−.107, .037]), negative in direction but still compatible with zero. The fully online versus blended comparison could not be made, because only one study (Alkış &amp; Taşkaya Temizel, 2018) reported a blended subsample.</w:t>
+        <w:t xml:space="preserve"> was −.040 (95% CI [−.129, .049]), negative in direction but still compatible with zero. The fully online versus blended comparison could not be made, because only one study (Alkış &amp; Taşkaya Temizel, 2018) reported a blended subsample.</w:t>
       </w:r>
     </w:p>
     <w:p>
@@ -4243,7 +4213,7 @@
           <w:rFonts w:ascii="Times New Roman" w:hAnsi="Times New Roman" w:eastAsia="Times New Roman"/>
           <w:sz w:val="24"/>
         </w:rPr>
-        <w:t xml:space="preserve"> = .010, [−.059, .080]. The proposed mechanism, in which a negative sociability facet cancels a positive assertiveness facet, could not be tested, because few studies report facets.</w:t>
+        <w:t xml:space="preserve"> = .012, [−.070, .093]. The proposed mechanism, in which a negative sociability facet cancels a positive assertiveness facet, could not be tested, because few studies report facets.</w:t>
       </w:r>
     </w:p>
     <w:p>
@@ -4265,7 +4235,7 @@
           <w:rFonts w:ascii="Times New Roman" w:hAnsi="Times New Roman" w:eastAsia="Times New Roman"/>
           <w:sz w:val="24"/>
         </w:rPr>
-        <w:t>The Conscientiousness estimate is somewhat below the face-to-face benchmarks. This is consistent with an extension of the Personality-Achievement Saturation Hypothesis (PASH; Meyer et al., 2023) proposed here: if Conscientiousness reaches grades partly through behaviour that teachers observe, online courses with automated grading and less observation should weaken that channel. The extension is the author's proposal, not part of the original PASH. Trait Activation Theory (Tett &amp; Burnett, 2003) makes a different prediction: the cues that activate conscientious study — deadlines, assessments, milestones — are preserved online, so the association should be preserved too. The present data cannot tell these accounts apart. The gap from the benchmarks (Δr ≈ .02–.11, depending on the benchmark) is small, the confidence interval reaches the benchmark range, and the confidence rating is Low.</w:t>
+        <w:t>The Conscientiousness estimate is somewhat below the face-to-face benchmarks. This is consistent with an extension of the Personality-Achievement Saturation Hypothesis (PASH; Meyer et al., 2023) proposed here: if Conscientiousness reaches grades partly through behaviour that teachers observe, online courses with automated grading and less observation should weaken that channel. The extension is the author's proposal, not part of the original PASH. Trait Activation Theory (Tett &amp; Burnett, 2003) makes a different prediction: the cues that activate conscientious study — deadlines, assessments, milestones — are preserved online, so the association should be preserved too. The present data cannot tell these accounts apart. The gap from the benchmarks (Δr ≈ .01–.10, depending on the benchmark) is small, the confidence interval reaches the benchmark range, and the confidence rating is Low.</w:t>
       </w:r>
     </w:p>
     <w:p>
@@ -4417,7 +4387,7 @@
           <w:rFonts w:ascii="Times New Roman" w:hAnsi="Times New Roman" w:eastAsia="Times New Roman"/>
           <w:sz w:val="24"/>
         </w:rPr>
-        <w:t xml:space="preserve"> = .168, with a confidence interval that excludes zero. It ranged from .152 to .185 when each study was removed in turn, stayed positive without the converted estimates (.181) and after trim-and-fill (.149), and matches the direction of all eight face-to-face meta-analyses. Its prediction interval still includes zero ([−.039, .362]).</w:t>
+        <w:t xml:space="preserve"> = .185, with a confidence interval that excludes zero. It ranged from .168 to .202 when each study was removed in turn, stayed positive without the converted estimates (.206) and after trim-and-fill (.151), and matches the direction of all eight face-to-face meta-analyses. Its prediction interval also excludes zero ([.007, .351]), but only just.</w:t>
       </w:r>
     </w:p>
     <w:p>
@@ -4489,22 +4459,7 @@
           <w:rFonts w:ascii="Times New Roman" w:hAnsi="Times New Roman" w:eastAsia="Times New Roman"/>
           <w:sz w:val="24"/>
         </w:rPr>
-        <w:t xml:space="preserve"> = 10: 8 studies with direct correlations, including one entered as </w:t>
-      </w:r>
-      <w:r>
-        <w:rPr>
-          <w:rFonts w:ascii="Times New Roman" w:hAnsi="Times New Roman" w:eastAsia="Times New Roman"/>
-          <w:i/>
-          <w:sz w:val="24"/>
-        </w:rPr>
-        <w:t>r</w:t>
-      </w:r>
-      <w:r>
-        <w:rPr>
-          <w:rFonts w:ascii="Times New Roman" w:hAnsi="Times New Roman" w:eastAsia="Times New Roman"/>
-          <w:sz w:val="24"/>
-        </w:rPr>
-        <w:t xml:space="preserve"> = 0, and 2 converted from </w:t>
+        <w:t xml:space="preserve"> = 9: 7 studies with direct correlations and 2 converted from </w:t>
       </w:r>
       <w:r>
         <w:rPr>
@@ -4532,7 +4487,7 @@
           <w:rFonts w:ascii="Times New Roman" w:hAnsi="Times New Roman" w:eastAsia="Times New Roman"/>
           <w:sz w:val="24"/>
         </w:rPr>
-        <w:t xml:space="preserve">Third, one reviewer did all screening, extraction, and risk-of-bias rating, with assistance from a large language model, and the pre-registered intra-rater reliability checks were not carried out. Single-reviewer work is vulnerable to inclusion and coding errors that a second reviewer would catch. Analysis errors were also found during revision: an incorrect β-to-r conversion and an inappropriate subgroup test in earlier versions were corrected for this version. Fourth, three effect sizes rest on assumptions: two are converted from </w:t>
+        <w:t xml:space="preserve">Third, one reviewer did all screening, extraction, and risk-of-bias rating, with assistance from a large language model, and the pre-registered intra-rater reliability checks were not carried out. Single-reviewer work is vulnerable to inclusion and coding errors that a second reviewer would catch. Analysis errors were also found during revision: an incorrect β-to-r conversion and an inappropriate subgroup test in earlier versions were corrected for this version. Fourth, two effect sizes are converted from </w:t>
       </w:r>
       <w:r>
         <w:rPr>
@@ -4547,7 +4502,22 @@
           <w:rFonts w:ascii="Times New Roman" w:hAnsi="Times New Roman" w:eastAsia="Times New Roman"/>
           <w:sz w:val="24"/>
         </w:rPr>
-        <w:t>, and one study (A-37 Zheng &amp; Zheng, 2023) reported only that its correlations were below .10 and pooled cohorts taught face to face before and after the pandemic with an online cohort during it. The sensitivity analyses show how much each choice matters.</w:t>
+        <w:t xml:space="preserve">, and one study (A-37 Zheng &amp; Zheng, 2023) was moved to the narrative map during revision, after the pooled results were known, because most of its cohorts were taught face to face and its correlations were reported only as |r| &lt; .10. Adding it back with </w:t>
+      </w:r>
+      <w:r>
+        <w:rPr>
+          <w:rFonts w:ascii="Times New Roman" w:hAnsi="Times New Roman" w:eastAsia="Times New Roman"/>
+          <w:i/>
+          <w:sz w:val="24"/>
+        </w:rPr>
+        <w:t>r</w:t>
+      </w:r>
+      <w:r>
+        <w:rPr>
+          <w:rFonts w:ascii="Times New Roman" w:hAnsi="Times New Roman" w:eastAsia="Times New Roman"/>
+          <w:sz w:val="24"/>
+        </w:rPr>
+        <w:t xml:space="preserve"> = 0 changes the estimates by at most .016 (Table 4).</w:t>
       </w:r>
     </w:p>
     <w:p>
@@ -4632,7 +4602,7 @@
           <w:rFonts w:ascii="Times New Roman" w:hAnsi="Times New Roman" w:eastAsia="Times New Roman"/>
           <w:sz w:val="24"/>
         </w:rPr>
-        <w:t xml:space="preserve"> = .168, 95% CI [.090, .245]), somewhat below face-to-face benchmarks. Associations for the other four traits were small and imprecise, and two of them depended on a single study. The Extraversion subgroup differences by region and outcome type are hypotheses for primary research: they rest on two studies per subgroup and cannot be separated from each other or from delivery mode. The evidence base is small and the search was not exhaustive, so the review's main contribution is a map of what is known and a list of the studies that are missing, not a settled effect size.</w:t>
+        <w:t xml:space="preserve"> = .185, 95% CI [.112, .255]), somewhat below face-to-face benchmarks. Associations for the other four traits were small and imprecise, and two of them depended on a single study. The Extraversion subgroup differences by region and outcome type are hypotheses for primary research: they rest on two studies per subgroup and cannot be separated from each other or from delivery mode. The evidence base is small and the search was not exhaustive, so the review's main contribution is a map of what is known and a list of the studies that are missing, not a settled effect size.</w:t>
       </w:r>
     </w:p>
     <w:p>
